--- a/full_paper_rev173_codex.docx
+++ b/full_paper_rev173_codex.docx
@@ -1479,7 +1479,7 @@
           <w:i w:val="0"/>
           <w:sz w:val="18"/>
         </w:rPr>
-        <w:t>Table 2. Stage-2 chip evidence - ROI-YOLO detector vs chip-CNN object-id map. Public detector spec (640-input upper bound; ROI-limited use is smaller) for reference; the object-id classifier FLOPs is computed analytically from its 32×32-grid architecture. The compute gap reflects the coordinate-preserving representation shrinking the input to a chip grid, not a same-scale comparison; accuracy is validated on different scopes. [object-id map: generated-data development]</w:t>
+        <w:t>Table 2. Stage-2 chip evidence - ROI-YOLO detector vs chip-CNN object-id map. Public detector spec (640-input upper bound; ROI-limited use is smaller) for reference; the object-id classifier FLOPs is analytically computed from the 32×32-grid architecture, and because the input scales differ, this is not a same-scale speed comparison but evidence that coordinate-preserving representation shrinks the input into a chip grid; accuracy is validated on different scopes (field vs generated). [object-id map: generated-data development]</w:t>
       </w:r>
     </w:p>
     <w:tbl>
